--- a/docs/Laurelshield_Customer_Portal_Workbook.docx
+++ b/docs/Laurelshield_Customer_Portal_Workbook.docx
@@ -5986,7 +5986,7 @@
           <w:color w:val="334E68"/>
           <w:sz w:val="22"/>
         </w:rPr>
-        <w:t xml:space="preserve">Ten exercises, one per portal screen, done against the fully verified </w:t>
+        <w:t xml:space="preserve">Eleven exercises, one per portal screen, done against the fully verified </w:t>
       </w:r>
       <w:r>
         <w:rPr>
@@ -8156,69 +8156,6 @@
     </w:p>
     <w:p>
       <w:pPr>
-        <w:spacing w:before="2400" w:after="80"/>
-      </w:pPr>
-      <w:r>
-        <w:rPr>
-          <w:rFonts w:ascii="Segoe UI" w:hAnsi="Segoe UI"/>
-          <w:b/>
-          <w:i w:val="0"/>
-          <w:color w:val="0E7C86"/>
-          <w:sz w:val="32"/>
-        </w:rPr>
-        <w:t>PART C</w:t>
-      </w:r>
-    </w:p>
-    <w:p>
-      <w:pPr>
-        <w:spacing w:before="80" w:after="200"/>
-      </w:pPr>
-      <w:r>
-        <w:rPr>
-          <w:rFonts w:ascii="Segoe UI" w:hAnsi="Segoe UI"/>
-          <w:b/>
-          <w:i w:val="0"/>
-          <w:color w:val="0B2E4F"/>
-          <w:sz w:val="52"/>
-        </w:rPr>
-        <w:t>From-Scratch Exercise: Meridian Health, Zero to Passport</w:t>
-      </w:r>
-    </w:p>
-    <w:p>
-      <w:pPr>
-        <w:spacing w:before="40" w:after="120"/>
-        <w:pBdr>
-          <w:bottom w:val="single" w:sz="18" w:space="1" w:color="0E7C86"/>
-        </w:pBdr>
-      </w:pPr>
-    </w:p>
-    <w:p>
-      <w:pPr>
-        <w:spacing w:before="160" w:after="120"/>
-      </w:pPr>
-      <w:r>
-        <w:rPr>
-          <w:rFonts w:ascii="Segoe UI" w:hAnsi="Segoe UI"/>
-          <w:b w:val="0"/>
-          <w:i/>
-          <w:color w:val="334E68"/>
-          <w:sz w:val="22"/>
-        </w:rPr>
-        <w:t>One long guided exercise. You build the entire assurance lifecycle yourself, starting from a blank sandbox tenant.</w:t>
-      </w:r>
-    </w:p>
-    <w:p>
-      <w:r>
-        <w:br w:type="page"/>
-      </w:r>
-    </w:p>
-    <w:p>
-      <w:r>
-        <w:br w:type="page"/>
-      </w:r>
-    </w:p>
-    <w:p>
-      <w:pPr>
         <w:spacing w:before="0" w:after="0"/>
       </w:pPr>
       <w:r>
@@ -8237,7 +8174,7 @@
         <w:pStyle w:val="Heading1"/>
       </w:pPr>
       <w:r>
-        <w:t>Meridian Health: Zero to Passport</w:t>
+        <w:t>Exercise B11: Account Settings</w:t>
       </w:r>
     </w:p>
     <w:p>
@@ -8245,22 +8182,13 @@
         <w:pStyle w:val="Heading2"/>
       </w:pPr>
       <w:r>
-        <w:t>Before You Begin</w:t>
+        <w:t>What You'll Practice</w:t>
       </w:r>
     </w:p>
     <w:p>
       <w:pPr>
         <w:spacing w:before="0" w:after="120"/>
       </w:pPr>
-      <w:r>
-        <w:rPr>
-          <w:rFonts w:ascii="Consolas" w:hAnsi="Consolas" w:cs="Consolas"/>
-          <w:b w:val="0"/>
-          <w:i w:val="0"/>
-          <w:sz w:val="18"/>
-        </w:rPr>
-        <w:t>admin@meridianhealth.example</w:t>
-      </w:r>
       <w:r>
         <w:rPr>
           <w:rFonts w:ascii="Segoe UI" w:hAnsi="Segoe UI"/>
@@ -8268,17 +8196,23 @@
           <w:i w:val="0"/>
           <w:sz w:val="20"/>
         </w:rPr>
-        <w:t xml:space="preserve"> is a blank-slate sandbox account representing a fictional healthcare organization. Unlike </w:t>
-      </w:r>
-      <w:r>
-        <w:rPr>
-          <w:rFonts w:ascii="Consolas" w:hAnsi="Consolas" w:cs="Consolas"/>
-          <w:b w:val="0"/>
-          <w:i w:val="0"/>
-          <w:sz w:val="18"/>
-        </w:rPr>
-        <w:t>admin@abcmanufacturing.example</w:t>
-      </w:r>
+        <w:t>Securing your own login rather than your organization's data: switching appearance, enabling multi-factor authentication with a real authenticator app, generating and handling recovery codes, and, if you have an organization to test it with, filling in a single sign-on configuration.</w:t>
+      </w:r>
+    </w:p>
+    <w:p>
+      <w:pPr>
+        <w:pStyle w:val="Heading2"/>
+      </w:pPr>
+      <w:r>
+        <w:t>Steps</w:t>
+      </w:r>
+    </w:p>
+    <w:p>
+      <w:pPr>
+        <w:pStyle w:val="ListNumber"/>
+        <w:spacing w:after="40"/>
+        <w:ind w:left="432"/>
+      </w:pPr>
       <w:r>
         <w:rPr>
           <w:rFonts w:ascii="Segoe UI" w:hAnsi="Segoe UI"/>
@@ -8286,7 +8220,39 @@
           <w:i w:val="0"/>
           <w:sz w:val="20"/>
         </w:rPr>
-        <w:t>, which arrives fully populated with a working scope, seven connected connectors, 40 scored controls, and an issued passport, Meridian Health starts with none of that. That is the point: this exercise is where you build it yourself, one lifecycle stage at a time, so that every concept from Part B becomes something you did rather than something you read about.</w:t>
+        <w:t>Click the gear icon next to Sign out, top right of the screen, to open Account Settings.</w:t>
+      </w:r>
+    </w:p>
+    <w:p>
+      <w:pPr>
+        <w:pStyle w:val="ListNumber"/>
+        <w:spacing w:after="40"/>
+        <w:ind w:left="432"/>
+      </w:pPr>
+      <w:r>
+        <w:rPr>
+          <w:rFonts w:ascii="Segoe UI" w:hAnsi="Segoe UI"/>
+          <w:b w:val="0"/>
+          <w:i w:val="0"/>
+          <w:sz w:val="20"/>
+        </w:rPr>
+        <w:t>Under Appearance, click Dark. Confirm the whole portal switches instantly. Revisit one or two screens from earlier exercises (Control Results and Cyber Risk Passport are good choices) and confirm every heading, badge, and table is still fully legible. Switch back to Light when you are done.</w:t>
+      </w:r>
+    </w:p>
+    <w:p>
+      <w:pPr>
+        <w:pStyle w:val="ListNumber"/>
+        <w:spacing w:after="40"/>
+        <w:ind w:left="432"/>
+      </w:pPr>
+      <w:r>
+        <w:rPr>
+          <w:rFonts w:ascii="Segoe UI" w:hAnsi="Segoe UI"/>
+          <w:b w:val="0"/>
+          <w:i w:val="0"/>
+          <w:sz w:val="20"/>
+        </w:rPr>
+        <w:t>Under Multi-Factor Authentication, click Enable MFA. Install a TOTP authenticator app on your phone or computer first if you do not already have one (Microsoft Authenticator, Google Authenticator, and 1Password all work). Scan the QR code, then enter the live 6-digit code the app generates to confirm.</w:t>
       </w:r>
     </w:p>
     <w:tbl>
@@ -8343,6 +8309,315 @@
                 <w:i w:val="0"/>
                 <w:sz w:val="20"/>
               </w:rPr>
+              <w:t>The ten recovery codes shown immediately after confirming are displayed exactly once. Copy them into a password manager or another durable, private location before navigating away from this screen. If you close the page without saving them and later lose your authenticator device, you will need an administrator to restore your access.</w:t>
+            </w:r>
+          </w:p>
+        </w:tc>
+      </w:tr>
+    </w:tbl>
+    <w:p>
+      <w:pPr>
+        <w:spacing w:before="0" w:after="80"/>
+      </w:pPr>
+    </w:p>
+    <w:p>
+      <w:pPr>
+        <w:pStyle w:val="ListNumber"/>
+        <w:spacing w:after="40"/>
+        <w:ind w:left="432"/>
+      </w:pPr>
+      <w:r>
+        <w:rPr>
+          <w:rFonts w:ascii="Segoe UI" w:hAnsi="Segoe UI"/>
+          <w:b w:val="0"/>
+          <w:i w:val="0"/>
+          <w:sz w:val="20"/>
+        </w:rPr>
+        <w:t>Sign out and sign back in. Confirm the portal now asks for a 6-digit authenticator code as a second step before completing sign-in.</w:t>
+      </w:r>
+    </w:p>
+    <w:p>
+      <w:pPr>
+        <w:pStyle w:val="ListNumber"/>
+        <w:spacing w:after="40"/>
+        <w:ind w:left="432"/>
+      </w:pPr>
+      <w:r>
+        <w:rPr>
+          <w:rFonts w:ascii="Segoe UI" w:hAnsi="Segoe UI"/>
+          <w:b w:val="0"/>
+          <w:i w:val="0"/>
+          <w:sz w:val="20"/>
+        </w:rPr>
+        <w:t>Return to Account Settings and note how many recovery codes remain unused.</w:t>
+      </w:r>
+    </w:p>
+    <w:p>
+      <w:pPr>
+        <w:pStyle w:val="ListNumber"/>
+        <w:spacing w:after="40"/>
+        <w:ind w:left="432"/>
+      </w:pPr>
+      <w:r>
+        <w:rPr>
+          <w:rFonts w:ascii="Segoe UI" w:hAnsi="Segoe UI"/>
+          <w:b w:val="0"/>
+          <w:i w:val="0"/>
+          <w:sz w:val="20"/>
+        </w:rPr>
+        <w:t>Optional, if you have access to a test identity provider: under Single Sign-On, fill in an email domain, issuer URL, client ID, and client secret, then click Test Configuration before saving. If you do not have a test identity provider available, read the form fields and skip to the reflection questions.</w:t>
+      </w:r>
+    </w:p>
+    <w:p>
+      <w:pPr>
+        <w:pStyle w:val="Heading2"/>
+      </w:pPr>
+      <w:r>
+        <w:t>Reflection Questions</w:t>
+      </w:r>
+    </w:p>
+    <w:p>
+      <w:pPr>
+        <w:pStyle w:val="ListNumber"/>
+        <w:spacing w:after="40"/>
+        <w:ind w:left="432"/>
+      </w:pPr>
+      <w:r>
+        <w:rPr>
+          <w:rFonts w:ascii="Segoe UI" w:hAnsi="Segoe UI"/>
+          <w:b w:val="0"/>
+          <w:i w:val="0"/>
+          <w:sz w:val="20"/>
+        </w:rPr>
+        <w:t>A customer_admin login can issue, share, and revoke your organization's Cyber Risk Passport. In your own words, why does that make MFA on this specific account more important than MFA on an average consumer account?</w:t>
+      </w:r>
+    </w:p>
+    <w:p>
+      <w:pPr>
+        <w:pStyle w:val="ListNumber"/>
+        <w:spacing w:after="40"/>
+        <w:ind w:left="432"/>
+      </w:pPr>
+      <w:r>
+        <w:rPr>
+          <w:rFonts w:ascii="Segoe UI" w:hAnsi="Segoe UI"/>
+          <w:b w:val="0"/>
+          <w:i w:val="0"/>
+          <w:sz w:val="20"/>
+        </w:rPr>
+        <w:t>The platform states that single sign-on signs in an existing account matched by email; it does not create new accounts or grant roles by itself. Why does that distinction matter for an organization that wants to let every employee sign in through its own identity provider?</w:t>
+      </w:r>
+    </w:p>
+    <w:p>
+      <w:pPr>
+        <w:pStyle w:val="ListNumber"/>
+        <w:spacing w:after="40"/>
+        <w:ind w:left="432"/>
+      </w:pPr>
+      <w:r>
+        <w:rPr>
+          <w:rFonts w:ascii="Segoe UI" w:hAnsi="Segoe UI"/>
+          <w:b w:val="0"/>
+          <w:i w:val="0"/>
+          <w:sz w:val="20"/>
+        </w:rPr>
+        <w:t>Appearance is the one setting on this screen with no security implication. Why do you think it lives on the same screen as MFA and SSO instead of somewhere else in the portal?</w:t>
+      </w:r>
+    </w:p>
+    <w:p>
+      <w:r>
+        <w:br w:type="page"/>
+      </w:r>
+    </w:p>
+    <w:p>
+      <w:pPr>
+        <w:spacing w:before="2400" w:after="80"/>
+      </w:pPr>
+      <w:r>
+        <w:rPr>
+          <w:rFonts w:ascii="Segoe UI" w:hAnsi="Segoe UI"/>
+          <w:b/>
+          <w:i w:val="0"/>
+          <w:color w:val="0E7C86"/>
+          <w:sz w:val="32"/>
+        </w:rPr>
+        <w:t>PART C</w:t>
+      </w:r>
+    </w:p>
+    <w:p>
+      <w:pPr>
+        <w:spacing w:before="80" w:after="200"/>
+      </w:pPr>
+      <w:r>
+        <w:rPr>
+          <w:rFonts w:ascii="Segoe UI" w:hAnsi="Segoe UI"/>
+          <w:b/>
+          <w:i w:val="0"/>
+          <w:color w:val="0B2E4F"/>
+          <w:sz w:val="52"/>
+        </w:rPr>
+        <w:t>From-Scratch Exercise: Meridian Health, Zero to Passport</w:t>
+      </w:r>
+    </w:p>
+    <w:p>
+      <w:pPr>
+        <w:spacing w:before="40" w:after="120"/>
+        <w:pBdr>
+          <w:bottom w:val="single" w:sz="18" w:space="1" w:color="0E7C86"/>
+        </w:pBdr>
+      </w:pPr>
+    </w:p>
+    <w:p>
+      <w:pPr>
+        <w:spacing w:before="160" w:after="120"/>
+      </w:pPr>
+      <w:r>
+        <w:rPr>
+          <w:rFonts w:ascii="Segoe UI" w:hAnsi="Segoe UI"/>
+          <w:b w:val="0"/>
+          <w:i/>
+          <w:color w:val="334E68"/>
+          <w:sz w:val="22"/>
+        </w:rPr>
+        <w:t>One long guided exercise. You build the entire assurance lifecycle yourself, starting from a blank sandbox tenant.</w:t>
+      </w:r>
+    </w:p>
+    <w:p>
+      <w:r>
+        <w:br w:type="page"/>
+      </w:r>
+    </w:p>
+    <w:p>
+      <w:r>
+        <w:br w:type="page"/>
+      </w:r>
+    </w:p>
+    <w:p>
+      <w:pPr>
+        <w:spacing w:before="0" w:after="0"/>
+      </w:pPr>
+      <w:r>
+        <w:rPr>
+          <w:rFonts w:ascii="Segoe UI" w:hAnsi="Segoe UI"/>
+          <w:b/>
+          <w:i w:val="0"/>
+          <w:color w:val="0E7C86"/>
+          <w:sz w:val="22"/>
+        </w:rPr>
+        <w:t>CHAPTER 15</w:t>
+      </w:r>
+    </w:p>
+    <w:p>
+      <w:pPr>
+        <w:pStyle w:val="Heading1"/>
+      </w:pPr>
+      <w:r>
+        <w:t>Meridian Health: Zero to Passport</w:t>
+      </w:r>
+    </w:p>
+    <w:p>
+      <w:pPr>
+        <w:pStyle w:val="Heading2"/>
+      </w:pPr>
+      <w:r>
+        <w:t>Before You Begin</w:t>
+      </w:r>
+    </w:p>
+    <w:p>
+      <w:pPr>
+        <w:spacing w:before="0" w:after="120"/>
+      </w:pPr>
+      <w:r>
+        <w:rPr>
+          <w:rFonts w:ascii="Consolas" w:hAnsi="Consolas" w:cs="Consolas"/>
+          <w:b w:val="0"/>
+          <w:i w:val="0"/>
+          <w:sz w:val="18"/>
+        </w:rPr>
+        <w:t>admin@meridianhealth.example</w:t>
+      </w:r>
+      <w:r>
+        <w:rPr>
+          <w:rFonts w:ascii="Segoe UI" w:hAnsi="Segoe UI"/>
+          <w:b w:val="0"/>
+          <w:i w:val="0"/>
+          <w:sz w:val="20"/>
+        </w:rPr>
+        <w:t xml:space="preserve"> is a blank-slate sandbox account representing a fictional healthcare organization. Unlike </w:t>
+      </w:r>
+      <w:r>
+        <w:rPr>
+          <w:rFonts w:ascii="Consolas" w:hAnsi="Consolas" w:cs="Consolas"/>
+          <w:b w:val="0"/>
+          <w:i w:val="0"/>
+          <w:sz w:val="18"/>
+        </w:rPr>
+        <w:t>admin@abcmanufacturing.example</w:t>
+      </w:r>
+      <w:r>
+        <w:rPr>
+          <w:rFonts w:ascii="Segoe UI" w:hAnsi="Segoe UI"/>
+          <w:b w:val="0"/>
+          <w:i w:val="0"/>
+          <w:sz w:val="20"/>
+        </w:rPr>
+        <w:t>, which arrives fully populated with a working scope, seven connected connectors, 40 scored controls, and an issued passport, Meridian Health starts with none of that. That is the point: this exercise is where you build it yourself, one lifecycle stage at a time, so that every concept from Part B becomes something you did rather than something you read about.</w:t>
+      </w:r>
+    </w:p>
+    <w:tbl>
+      <w:tblPr>
+        <w:tblW w:type="auto" w:w="0"/>
+        <w:jc w:val="center"/>
+        <w:tblLook w:firstColumn="1" w:firstRow="1" w:lastColumn="0" w:lastRow="0" w:noHBand="0" w:noVBand="1" w:val="04A0"/>
+      </w:tblPr>
+      <w:tblGrid>
+        <w:gridCol w:w="9648"/>
+      </w:tblGrid>
+      <w:tr>
+        <w:tc>
+          <w:tcPr>
+            <w:tcW w:type="dxa" w:w="9648"/>
+            <w:shd w:val="clear" w:color="auto" w:fill="FBE9E7"/>
+            <w:tcMar>
+              <w:top w:w="100" w:type="dxa"/>
+              <w:bottom w:w="100" w:type="dxa"/>
+              <w:start w:w="160" w:type="dxa"/>
+              <w:end w:w="160" w:type="dxa"/>
+            </w:tcMar>
+            <w:tcBorders>
+              <w:left w:val="single" w:sz="26" w:space="0" w:color="9B1C1C"/>
+              <w:top w:val="single" w:sz="4" w:space="0" w:color="D8DEE4"/>
+              <w:bottom w:val="single" w:sz="4" w:space="0" w:color="D8DEE4"/>
+              <w:right w:val="single" w:sz="4" w:space="0" w:color="D8DEE4"/>
+            </w:tcBorders>
+          </w:tcPr>
+          <w:p>
+            <w:pPr>
+              <w:spacing w:before="0" w:after="60"/>
+            </w:pPr>
+            <w:r/>
+            <w:r>
+              <w:rPr>
+                <w:rFonts w:ascii="Segoe UI" w:hAnsi="Segoe UI"/>
+                <w:b/>
+                <w:i w:val="0"/>
+                <w:color w:val="7A1616"/>
+                <w:sz w:val="21"/>
+              </w:rPr>
+              <w:t>COMPLIANCE WARNING</w:t>
+            </w:r>
+          </w:p>
+          <w:p>
+            <w:pPr>
+              <w:spacing w:before="0" w:after="40"/>
+            </w:pPr>
+            <w:r>
+              <w:rPr>
+                <w:rFonts w:ascii="Segoe UI" w:hAnsi="Segoe UI"/>
+                <w:b w:val="0"/>
+                <w:i w:val="0"/>
+                <w:sz w:val="20"/>
+              </w:rPr>
               <w:t>If your own organization has a real Laurelshield tenant, do not use it to practice this exercise unless a dedicated sandbox scope is available. Every action below (registering a scope, syncing a connector, issuing a passport, granting access) is a real, logged action with real downstream consequences in a production tenant.</w:t>
             </w:r>
           </w:p>
@@ -9406,7 +9681,7 @@
           <w:color w:val="0E7C86"/>
           <w:sz w:val="22"/>
         </w:rPr>
-        <w:t>CHAPTER 15</w:t>
+        <w:t>CHAPTER 16</w:t>
       </w:r>
     </w:p>
     <w:p>
@@ -9499,118 +9774,6 @@
           <w:sz w:val="20"/>
         </w:rPr>
         <w:t>Re-syncing every connector you have access to is fast, safe, and immediately improves evidence freshness; that is a reasonable first move within the hour. A CONDITIONAL status on EDR Coverage is not, by itself, a red flag; it is a normal state meaning there is coverage and effectiveness evidence that falls short of full verification, often because of an accepted compensating control. Issuing a fresh passport that honestly shows one CONDITIONAL control alongside everything else that is VERIFIED is more credible to an underwriter, and holds up better under future scrutiny, than any attempt to make the CONDITIONAL control look resolved before it actually is. What you should not do is ask an assessor to rush a full re-verification cycle in an hour; independent re-verification exists specifically so that it cannot be compressed under deadline pressure from the party being assessed.</w:t>
-      </w:r>
-    </w:p>
-    <w:p>
-      <w:r>
-        <w:br w:type="page"/>
-      </w:r>
-    </w:p>
-    <w:p>
-      <w:pPr>
-        <w:spacing w:before="0" w:after="0"/>
-      </w:pPr>
-      <w:r>
-        <w:rPr>
-          <w:rFonts w:ascii="Segoe UI" w:hAnsi="Segoe UI"/>
-          <w:b/>
-          <w:i w:val="0"/>
-          <w:color w:val="0E7C86"/>
-          <w:sz w:val="22"/>
-        </w:rPr>
-        <w:t>CHAPTER 16</w:t>
-      </w:r>
-    </w:p>
-    <w:p>
-      <w:pPr>
-        <w:pStyle w:val="Heading1"/>
-      </w:pPr>
-      <w:r>
-        <w:t>Scenario D2: A Critical Supplier Discloses a Breach</w:t>
-      </w:r>
-    </w:p>
-    <w:p>
-      <w:pPr>
-        <w:spacing w:before="0" w:after="120"/>
-      </w:pPr>
-      <w:r>
-        <w:rPr>
-          <w:rFonts w:ascii="Segoe UI" w:hAnsi="Segoe UI"/>
-          <w:b w:val="0"/>
-          <w:i w:val="0"/>
-          <w:sz w:val="20"/>
-        </w:rPr>
-        <w:t>CloudCore Managed Hosting, the supplier ABC Manufacturing registered in Exercise B5 and linked to several canonical controls, sends a breach notification to all its customers. In this reference dataset, CloudCore also serves Meridian Health, meaning a single incident at CloudCore is not an isolated event from a carrier's portfolio-level point of view.</w:t>
-      </w:r>
-    </w:p>
-    <w:p>
-      <w:pPr>
-        <w:pStyle w:val="ListNumber"/>
-        <w:spacing w:after="40"/>
-        <w:ind w:left="432"/>
-      </w:pPr>
-      <w:r>
-        <w:rPr>
-          <w:rFonts w:ascii="Segoe UI" w:hAnsi="Segoe UI"/>
-          <w:b w:val="0"/>
-          <w:i w:val="0"/>
-          <w:sz w:val="20"/>
-        </w:rPr>
-        <w:t>Which of your own canonical controls, the ones linked to CloudCore in your Supplier Graph, are you now most worried about?</w:t>
-      </w:r>
-    </w:p>
-    <w:p>
-      <w:pPr>
-        <w:pStyle w:val="ListNumber"/>
-        <w:spacing w:after="40"/>
-        <w:ind w:left="432"/>
-      </w:pPr>
-      <w:r>
-        <w:rPr>
-          <w:rFonts w:ascii="Segoe UI" w:hAnsi="Segoe UI"/>
-          <w:b w:val="0"/>
-          <w:i w:val="0"/>
-          <w:sz w:val="20"/>
-        </w:rPr>
-        <w:t>Would you expect your own passport's status to change automatically because of CloudCore's breach, or does something have to trigger that change? Explain your reasoning.</w:t>
-      </w:r>
-    </w:p>
-    <w:p>
-      <w:pPr>
-        <w:pStyle w:val="ListNumber"/>
-        <w:spacing w:after="40"/>
-        <w:ind w:left="432"/>
-      </w:pPr>
-      <w:r>
-        <w:rPr>
-          <w:rFonts w:ascii="Segoe UI" w:hAnsi="Segoe UI"/>
-          <w:b w:val="0"/>
-          <w:i w:val="0"/>
-          <w:sz w:val="20"/>
-        </w:rPr>
-        <w:t>What would you proactively want to tell your broker or carrier, and through which screen would you do it?</w:t>
-      </w:r>
-    </w:p>
-    <w:p>
-      <w:pPr>
-        <w:pStyle w:val="Heading4"/>
-      </w:pPr>
-      <w:r>
-        <w:t>Discussion Notes</w:t>
-      </w:r>
-    </w:p>
-    <w:p>
-      <w:pPr>
-        <w:spacing w:before="0" w:after="120"/>
-      </w:pPr>
-      <w:r>
-        <w:rPr>
-          <w:rFonts w:ascii="Segoe UI" w:hAnsi="Segoe UI"/>
-          <w:b w:val="0"/>
-          <w:i w:val="0"/>
-          <w:sz w:val="20"/>
-        </w:rPr>
-        <w:t>Laurelshield's Supplier Graph records that a control depends on a given supplier; it does not continuously monitor that supplier's own security posture in real time. This means your passport will not automatically downgrade the moment CloudCore discloses a breach; your own passport reflects your own evidence, not your supplier's. That is exactly why the supplier link matters: it tells you which of your own controls to go re-verify immediately, rather than waiting for something automatic to happen. Proactively submitting manual evidence or a note explaining what you've confirmed about your own exposure, and considering whether to notify your broker before they ask, is generally the stronger posture. Also worth knowing: if a carrier holds multiple insureds who all depend on CloudCore, they may already be seeing this concentration risk from their own portfolio view, meaning your proactive disclosure may be landing on an audience that already has partial visibility, which argues for getting ahead of it rather than waiting.</w:t>
       </w:r>
     </w:p>
     <w:p>
@@ -9638,7 +9801,7 @@
         <w:pStyle w:val="Heading1"/>
       </w:pPr>
       <w:r>
-        <w:t>Scenario D3: MFA Marked Conditional Instead of Verified</w:t>
+        <w:t>Scenario D2: A Critical Supplier Discloses a Breach</w:t>
       </w:r>
     </w:p>
     <w:p>
@@ -9652,17 +9815,15 @@
           <w:i w:val="0"/>
           <w:sz w:val="20"/>
         </w:rPr>
-        <w:t xml:space="preserve">An assessor reviews </w:t>
-      </w:r>
-      <w:r>
-        <w:rPr>
-          <w:rFonts w:ascii="Consolas" w:hAnsi="Consolas" w:cs="Consolas"/>
-          <w:b w:val="0"/>
-          <w:i w:val="0"/>
-          <w:sz w:val="18"/>
-        </w:rPr>
-        <w:t>LS-ID-101</w:t>
-      </w:r>
+        <w:t>CloudCore Managed Hosting, the supplier ABC Manufacturing registered in Exercise B5 and linked to several canonical controls, sends a breach notification to all its customers. In this reference dataset, CloudCore also serves Meridian Health, meaning a single incident at CloudCore is not an isolated event from a carrier's portfolio-level point of view.</w:t>
+      </w:r>
+    </w:p>
+    <w:p>
+      <w:pPr>
+        <w:pStyle w:val="ListNumber"/>
+        <w:spacing w:after="40"/>
+        <w:ind w:left="432"/>
+      </w:pPr>
       <w:r>
         <w:rPr>
           <w:rFonts w:ascii="Segoe UI" w:hAnsi="Segoe UI"/>
@@ -9670,7 +9831,7 @@
           <w:i w:val="0"/>
           <w:sz w:val="20"/>
         </w:rPr>
-        <w:t>, Privileged Authentication MFA, after the Identity Provider connector's latest sync. Instead of marking it VERIFIED, they mark it CONDITIONAL, with a note explaining that three privileged accounts were found without MFA enrollment during the sync, even though MFA is enforced policy-wide for the vast majority of accounts.</w:t>
+        <w:t>Which of your own canonical controls, the ones linked to CloudCore in your Supplier Graph, are you now most worried about?</w:t>
       </w:r>
     </w:p>
     <w:p>
@@ -9686,7 +9847,7 @@
           <w:i w:val="0"/>
           <w:sz w:val="20"/>
         </w:rPr>
-        <w:t>Do you file an appeal against this assessment, or do you remediate the underlying issue first? What tips your decision one way or the other?</w:t>
+        <w:t>Would you expect your own passport's status to change automatically because of CloudCore's breach, or does something have to trigger that change? Explain your reasoning.</w:t>
       </w:r>
     </w:p>
     <w:p>
@@ -9702,14 +9863,20 @@
           <w:i w:val="0"/>
           <w:sz w:val="20"/>
         </w:rPr>
-        <w:t>What is the practical difference in outcome and timeline between the appeal path and the remediation path here?</w:t>
-      </w:r>
-    </w:p>
-    <w:p>
-      <w:pPr>
-        <w:pStyle w:val="ListNumber"/>
-        <w:spacing w:after="40"/>
-        <w:ind w:left="432"/>
+        <w:t>What would you proactively want to tell your broker or carrier, and through which screen would you do it?</w:t>
+      </w:r>
+    </w:p>
+    <w:p>
+      <w:pPr>
+        <w:pStyle w:val="Heading4"/>
+      </w:pPr>
+      <w:r>
+        <w:t>Discussion Notes</w:t>
+      </w:r>
+    </w:p>
+    <w:p>
+      <w:pPr>
+        <w:spacing w:before="0" w:after="120"/>
       </w:pPr>
       <w:r>
         <w:rPr>
@@ -9718,29 +9885,7 @@
           <w:i w:val="0"/>
           <w:sz w:val="20"/>
         </w:rPr>
-        <w:t>Would you proactively disclose the CONDITIONAL status to a carrier before they ask about it, or wait? Why?</w:t>
-      </w:r>
-    </w:p>
-    <w:p>
-      <w:pPr>
-        <w:pStyle w:val="Heading4"/>
-      </w:pPr>
-      <w:r>
-        <w:t>Discussion Notes</w:t>
-      </w:r>
-    </w:p>
-    <w:p>
-      <w:pPr>
-        <w:spacing w:before="0" w:after="120"/>
-      </w:pPr>
-      <w:r>
-        <w:rPr>
-          <w:rFonts w:ascii="Segoe UI" w:hAnsi="Segoe UI"/>
-          <w:b w:val="0"/>
-          <w:i w:val="0"/>
-          <w:sz w:val="20"/>
-        </w:rPr>
-        <w:t>In almost every case like this, remediation is the faster and more direct path: identify the three dormant privileged accounts, either deprovision them or enroll them in MFA, and resubmit evidence for the assessor to review, exactly as practiced in Exercise B6. An appeal is the right tool only if you believe the assessor misread the underlying evidence itself, for example if those three accounts were actually already deprovisioned before the sync ran and the connector data was stale; appealing is a challenge to the finding's accuracy, not a way to argue that a real gap doesn't matter. On disclosure: since every access to your evidence is already logged in your own Audit Trail and visible to you, and since a carrier viewing a translated passport will see the CONDITIONAL status regardless, there is little practical benefit to waiting to be asked. Being the one who explains a CONDITIONAL finding, in your own words, tends to land better than having it discovered cold.</w:t>
+        <w:t>Laurelshield's Supplier Graph records that a control depends on a given supplier; it does not continuously monitor that supplier's own security posture in real time. This means your passport will not automatically downgrade the moment CloudCore discloses a breach; your own passport reflects your own evidence, not your supplier's. That is exactly why the supplier link matters: it tells you which of your own controls to go re-verify immediately, rather than waiting for something automatic to happen. Proactively submitting manual evidence or a note explaining what you've confirmed about your own exposure, and considering whether to notify your broker before they ask, is generally the stronger posture. Also worth knowing: if a carrier holds multiple insureds who all depend on CloudCore, they may already be seeing this concentration risk from their own portfolio view, meaning your proactive disclosure may be landing on an audience that already has partial visibility, which argues for getting ahead of it rather than waiting.</w:t>
       </w:r>
     </w:p>
     <w:p>
@@ -9768,7 +9913,7 @@
         <w:pStyle w:val="Heading1"/>
       </w:pPr>
       <w:r>
-        <w:t>Scenario D4: A Passport About to Expire From Stale Evidence</w:t>
+        <w:t>Scenario D3: MFA Marked Conditional Instead of Verified</w:t>
       </w:r>
     </w:p>
     <w:p>
@@ -9782,15 +9927,17 @@
           <w:i w:val="0"/>
           <w:sz w:val="20"/>
         </w:rPr>
-        <w:t>The freshness engine flags that the Backup &amp; Recovery domain's evidence is aging toward its expiry window. A renewal call is scheduled in ten days. If nothing changes, the relevant controls will move from VERIFIED toward Evidence Expired before that call happens.</w:t>
-      </w:r>
-    </w:p>
-    <w:p>
-      <w:pPr>
-        <w:pStyle w:val="ListNumber"/>
-        <w:spacing w:after="40"/>
-        <w:ind w:left="432"/>
-      </w:pPr>
+        <w:t xml:space="preserve">An assessor reviews </w:t>
+      </w:r>
+      <w:r>
+        <w:rPr>
+          <w:rFonts w:ascii="Consolas" w:hAnsi="Consolas" w:cs="Consolas"/>
+          <w:b w:val="0"/>
+          <w:i w:val="0"/>
+          <w:sz w:val="18"/>
+        </w:rPr>
+        <w:t>LS-ID-101</w:t>
+      </w:r>
       <w:r>
         <w:rPr>
           <w:rFonts w:ascii="Segoe UI" w:hAnsi="Segoe UI"/>
@@ -9798,7 +9945,7 @@
           <w:i w:val="0"/>
           <w:sz w:val="20"/>
         </w:rPr>
-        <w:t>What is your first move today, and why today rather than closer to the renewal call?</w:t>
+        <w:t>, Privileged Authentication MFA, after the Identity Provider connector's latest sync. Instead of marking it VERIFIED, they mark it CONDITIONAL, with a note explaining that three privileged accounts were found without MFA enrollment during the sync, even though MFA is enforced policy-wide for the vast majority of accounts.</w:t>
       </w:r>
     </w:p>
     <w:p>
@@ -9814,7 +9961,7 @@
           <w:i w:val="0"/>
           <w:sz w:val="20"/>
         </w:rPr>
-        <w:t>Which connector sync or operational test would you prioritize, and what would make you choose one over the other?</w:t>
+        <w:t>Do you file an appeal against this assessment, or do you remediate the underlying issue first? What tips your decision one way or the other?</w:t>
       </w:r>
     </w:p>
     <w:p>
@@ -9830,20 +9977,14 @@
           <w:i w:val="0"/>
           <w:sz w:val="20"/>
         </w:rPr>
-        <w:t>If you cannot refresh the evidence in time, what do you say to your broker, and when do you say it?</w:t>
-      </w:r>
-    </w:p>
-    <w:p>
-      <w:pPr>
-        <w:pStyle w:val="Heading4"/>
-      </w:pPr>
-      <w:r>
-        <w:t>Discussion Notes</w:t>
-      </w:r>
-    </w:p>
-    <w:p>
-      <w:pPr>
-        <w:spacing w:before="0" w:after="120"/>
+        <w:t>What is the practical difference in outcome and timeline between the appeal path and the remediation path here?</w:t>
+      </w:r>
+    </w:p>
+    <w:p>
+      <w:pPr>
+        <w:pStyle w:val="ListNumber"/>
+        <w:spacing w:after="40"/>
+        <w:ind w:left="432"/>
       </w:pPr>
       <w:r>
         <w:rPr>
@@ -9852,7 +9993,29 @@
           <w:i w:val="0"/>
           <w:sz w:val="20"/>
         </w:rPr>
-        <w:t>The whole point of the freshness engine, the mechanism behind "verified today doesn't mean verified forever," is that it gives you a window to act before expiry rather than after it. Acting today, rather than waiting until closer to the renewal call, gives Assurance Operations time to process any resulting queue items and gives you a buffer if the first sync attempt fails or a connector needs re-authorization. Between a routine Sync Now and a full Operational Test like a restore test, prioritize whichever one is faster to execute and still produces meaningful evidence; a restore test is stronger evidence (ECL-4) but typically takes longer to arrange than a connector sync (ECL-3). If you genuinely cannot refresh in time, telling your broker proactively and early, rather than letting them discover an expired control mid-call, is almost always the better outcome; a broker who is warned in advance can plan around it, while one who discovers it live has no time to help you.</w:t>
+        <w:t>Would you proactively disclose the CONDITIONAL status to a carrier before they ask about it, or wait? Why?</w:t>
+      </w:r>
+    </w:p>
+    <w:p>
+      <w:pPr>
+        <w:pStyle w:val="Heading4"/>
+      </w:pPr>
+      <w:r>
+        <w:t>Discussion Notes</w:t>
+      </w:r>
+    </w:p>
+    <w:p>
+      <w:pPr>
+        <w:spacing w:before="0" w:after="120"/>
+      </w:pPr>
+      <w:r>
+        <w:rPr>
+          <w:rFonts w:ascii="Segoe UI" w:hAnsi="Segoe UI"/>
+          <w:b w:val="0"/>
+          <w:i w:val="0"/>
+          <w:sz w:val="20"/>
+        </w:rPr>
+        <w:t>In almost every case like this, remediation is the faster and more direct path: identify the three dormant privileged accounts, either deprovision them or enroll them in MFA, and resubmit evidence for the assessor to review, exactly as practiced in Exercise B6. An appeal is the right tool only if you believe the assessor misread the underlying evidence itself, for example if those three accounts were actually already deprovisioned before the sync ran and the connector data was stale; appealing is a challenge to the finding's accuracy, not a way to argue that a real gap doesn't matter. On disclosure: since every access to your evidence is already logged in your own Audit Trail and visible to you, and since a carrier viewing a translated passport will see the CONDITIONAL status regardless, there is little practical benefit to waiting to be asked. Being the one who explains a CONDITIONAL finding, in your own words, tends to land better than having it discovered cold.</w:t>
       </w:r>
     </w:p>
     <w:p>
@@ -9880,6 +10043,118 @@
         <w:pStyle w:val="Heading1"/>
       </w:pPr>
       <w:r>
+        <w:t>Scenario D4: A Passport About to Expire From Stale Evidence</w:t>
+      </w:r>
+    </w:p>
+    <w:p>
+      <w:pPr>
+        <w:spacing w:before="0" w:after="120"/>
+      </w:pPr>
+      <w:r>
+        <w:rPr>
+          <w:rFonts w:ascii="Segoe UI" w:hAnsi="Segoe UI"/>
+          <w:b w:val="0"/>
+          <w:i w:val="0"/>
+          <w:sz w:val="20"/>
+        </w:rPr>
+        <w:t>The freshness engine flags that the Backup &amp; Recovery domain's evidence is aging toward its expiry window. A renewal call is scheduled in ten days. If nothing changes, the relevant controls will move from VERIFIED toward Evidence Expired before that call happens.</w:t>
+      </w:r>
+    </w:p>
+    <w:p>
+      <w:pPr>
+        <w:pStyle w:val="ListNumber"/>
+        <w:spacing w:after="40"/>
+        <w:ind w:left="432"/>
+      </w:pPr>
+      <w:r>
+        <w:rPr>
+          <w:rFonts w:ascii="Segoe UI" w:hAnsi="Segoe UI"/>
+          <w:b w:val="0"/>
+          <w:i w:val="0"/>
+          <w:sz w:val="20"/>
+        </w:rPr>
+        <w:t>What is your first move today, and why today rather than closer to the renewal call?</w:t>
+      </w:r>
+    </w:p>
+    <w:p>
+      <w:pPr>
+        <w:pStyle w:val="ListNumber"/>
+        <w:spacing w:after="40"/>
+        <w:ind w:left="432"/>
+      </w:pPr>
+      <w:r>
+        <w:rPr>
+          <w:rFonts w:ascii="Segoe UI" w:hAnsi="Segoe UI"/>
+          <w:b w:val="0"/>
+          <w:i w:val="0"/>
+          <w:sz w:val="20"/>
+        </w:rPr>
+        <w:t>Which connector sync or operational test would you prioritize, and what would make you choose one over the other?</w:t>
+      </w:r>
+    </w:p>
+    <w:p>
+      <w:pPr>
+        <w:pStyle w:val="ListNumber"/>
+        <w:spacing w:after="40"/>
+        <w:ind w:left="432"/>
+      </w:pPr>
+      <w:r>
+        <w:rPr>
+          <w:rFonts w:ascii="Segoe UI" w:hAnsi="Segoe UI"/>
+          <w:b w:val="0"/>
+          <w:i w:val="0"/>
+          <w:sz w:val="20"/>
+        </w:rPr>
+        <w:t>If you cannot refresh the evidence in time, what do you say to your broker, and when do you say it?</w:t>
+      </w:r>
+    </w:p>
+    <w:p>
+      <w:pPr>
+        <w:pStyle w:val="Heading4"/>
+      </w:pPr>
+      <w:r>
+        <w:t>Discussion Notes</w:t>
+      </w:r>
+    </w:p>
+    <w:p>
+      <w:pPr>
+        <w:spacing w:before="0" w:after="120"/>
+      </w:pPr>
+      <w:r>
+        <w:rPr>
+          <w:rFonts w:ascii="Segoe UI" w:hAnsi="Segoe UI"/>
+          <w:b w:val="0"/>
+          <w:i w:val="0"/>
+          <w:sz w:val="20"/>
+        </w:rPr>
+        <w:t>The whole point of the freshness engine, the mechanism behind "verified today doesn't mean verified forever," is that it gives you a window to act before expiry rather than after it. Acting today, rather than waiting until closer to the renewal call, gives Assurance Operations time to process any resulting queue items and gives you a buffer if the first sync attempt fails or a connector needs re-authorization. Between a routine Sync Now and a full Operational Test like a restore test, prioritize whichever one is faster to execute and still produces meaningful evidence; a restore test is stronger evidence (ECL-4) but typically takes longer to arrange than a connector sync (ECL-3). If you genuinely cannot refresh in time, telling your broker proactively and early, rather than letting them discover an expired control mid-call, is almost always the better outcome; a broker who is warned in advance can plan around it, while one who discovers it live has no time to help you.</w:t>
+      </w:r>
+    </w:p>
+    <w:p>
+      <w:r>
+        <w:br w:type="page"/>
+      </w:r>
+    </w:p>
+    <w:p>
+      <w:pPr>
+        <w:spacing w:before="0" w:after="0"/>
+      </w:pPr>
+      <w:r>
+        <w:rPr>
+          <w:rFonts w:ascii="Segoe UI" w:hAnsi="Segoe UI"/>
+          <w:b/>
+          <w:i w:val="0"/>
+          <w:color w:val="0E7C86"/>
+          <w:sz w:val="22"/>
+        </w:rPr>
+        <w:t>CHAPTER 20</w:t>
+      </w:r>
+    </w:p>
+    <w:p>
+      <w:pPr>
+        <w:pStyle w:val="Heading1"/>
+      </w:pPr>
+      <w:r>
         <w:t>Scenario D5: A New Line of Business Changes the Scope</w:t>
       </w:r>
     </w:p>
@@ -10047,7 +10322,7 @@
           <w:color w:val="0E7C86"/>
           <w:sz w:val="22"/>
         </w:rPr>
-        <w:t>CHAPTER 20</w:t>
+        <w:t>CHAPTER 21</w:t>
       </w:r>
     </w:p>
     <w:p>
@@ -10442,7 +10717,7 @@
           <w:color w:val="0E7C86"/>
           <w:sz w:val="22"/>
         </w:rPr>
-        <w:t>CHAPTER 21</w:t>
+        <w:t>CHAPTER 22</w:t>
       </w:r>
     </w:p>
     <w:p>
@@ -10594,7 +10869,7 @@
           <w:color w:val="0E7C86"/>
           <w:sz w:val="22"/>
         </w:rPr>
-        <w:t>CHAPTER 22</w:t>
+        <w:t>CHAPTER 23</w:t>
       </w:r>
     </w:p>
     <w:p>
@@ -12493,7 +12768,7 @@
           <w:color w:val="0E7C86"/>
           <w:sz w:val="22"/>
         </w:rPr>
-        <w:t>CHAPTER 23</w:t>
+        <w:t>CHAPTER 24</w:t>
       </w:r>
     </w:p>
     <w:p>
